--- a/Coding 2 - year/Unit 3 - Advanced Functions & Algorithms/Daily Lesson Plans/Word/Day 21.docx
+++ b/Coding 2 - year/Unit 3 - Advanced Functions & Algorithms/Daily Lesson Plans/Word/Day 21.docx
@@ -50,12 +50,15 @@
               </w:rPr>
               <w:t xml:space="preserve">Coding II — Full Year</w:t>
             </w:r>
-          </w:p>
-          <w:p>
-            <w:pPr>
-              <w:spacing w:before="40"/>
-              <w:jc w:val="center"/>
-            </w:pPr>
+            <w:r>
+              <w:rPr>
+                <w:rFonts w:ascii="Arial" w:cs="Arial" w:eastAsia="Arial" w:hAnsi="Arial"/>
+                <w:sz w:val="16"/>
+                <w:szCs w:val="16"/>
+              </w:rPr>
+              <w:br/>
+              <w:t xml:space="preserve"/>
+            </w:r>
             <w:r>
               <w:rPr>
                 <w:rFonts w:ascii="Arial" w:cs="Arial" w:eastAsia="Arial" w:hAnsi="Arial"/>
@@ -83,7 +86,7 @@
           <w:rFonts w:ascii="Arial" w:cs="Arial" w:eastAsia="Arial" w:hAnsi="Arial"/>
           <w:b/>
           <w:bCs/>
-          <w:color w:val="0D3B1F"/>
+          <w:color w:val="1B7A4A"/>
           <w:sz w:val="32"/>
           <w:szCs w:val="32"/>
         </w:rPr>
@@ -261,9 +264,9 @@
               <w:right w:val="single" w:color="CCCCCC" w:sz="1"/>
             </w:tcBorders>
             <w:tcMar>
-              <w:top w:type="dxa" w:w="60"/>
+              <w:top w:type="dxa" w:w="80"/>
               <w:left w:type="dxa" w:w="120"/>
-              <w:bottom w:type="dxa" w:w="60"/>
+              <w:bottom w:type="dxa" w:w="80"/>
               <w:right w:type="dxa" w:w="120"/>
             </w:tcMar>
           </w:tcPr>
@@ -290,20 +293,213 @@
               <w:right w:val="single" w:color="CCCCCC" w:sz="1"/>
             </w:tcBorders>
             <w:tcMar>
-              <w:top w:type="dxa" w:w="60"/>
+              <w:top w:type="dxa" w:w="80"/>
               <w:left w:type="dxa" w:w="120"/>
-              <w:bottom w:type="dxa" w:w="60"/>
+              <w:bottom w:type="dxa" w:w="80"/>
               <w:right w:type="dxa" w:w="120"/>
             </w:tcMar>
           </w:tcPr>
           <w:p>
-            <w:r>
-              <w:rPr>
-                <w:rFonts w:ascii="Arial" w:cs="Arial" w:eastAsia="Arial" w:hAnsi="Arial"/>
-                <w:sz w:val="20"/>
-                <w:szCs w:val="20"/>
+            <w:pPr>
+              <w:spacing w:after="80" w:before="80"/>
+            </w:pPr>
+            <w:r>
+              <w:rPr>
+                <w:rFonts w:ascii="Arial" w:cs="Arial" w:eastAsia="Arial" w:hAnsi="Arial"/>
+                <w:b/>
+                <w:bCs/>
+                <w:i w:val="false"/>
+                <w:iCs w:val="false"/>
+                <w:color w:val="000000"/>
+                <w:sz w:val="22"/>
+                <w:szCs w:val="22"/>
               </w:rPr>
               <w:t xml:space="preserve">Bell Ringer / Review</w:t>
+            </w:r>
+            <w:r>
+              <w:rPr>
+                <w:rFonts w:ascii="Arial" w:cs="Arial" w:eastAsia="Arial" w:hAnsi="Arial"/>
+                <w:sz w:val="20"/>
+                <w:szCs w:val="20"/>
+              </w:rPr>
+              <w:br/>
+              <w:t xml:space="preserve"/>
+            </w:r>
+            <w:r>
+              <w:rPr>
+                <w:rFonts w:ascii="Arial" w:cs="Arial" w:eastAsia="Arial" w:hAnsi="Arial"/>
+                <w:sz w:val="20"/>
+                <w:szCs w:val="20"/>
+              </w:rPr>
+              <w:br/>
+              <w:t xml:space="preserve"/>
+            </w:r>
+            <w:r>
+              <w:rPr>
+                <w:rFonts w:ascii="Arial" w:cs="Arial" w:eastAsia="Arial" w:hAnsi="Arial"/>
+                <w:b/>
+                <w:bCs/>
+                <w:i w:val="false"/>
+                <w:iCs w:val="false"/>
+                <w:color w:val="000000"/>
+                <w:sz w:val="20"/>
+                <w:szCs w:val="20"/>
+              </w:rPr>
+              <w:t xml:space="preserve">Quick Write </w:t>
+            </w:r>
+            <w:r>
+              <w:rPr>
+                <w:rFonts w:ascii="Arial" w:cs="Arial" w:eastAsia="Arial" w:hAnsi="Arial"/>
+                <w:b w:val="false"/>
+                <w:bCs w:val="false"/>
+                <w:i w:val="false"/>
+                <w:iCs w:val="false"/>
+                <w:color w:val="000000"/>
+                <w:sz w:val="20"/>
+                <w:szCs w:val="20"/>
+              </w:rPr>
+              <w:t xml:space="preserve">(3 min — written or verbal):</w:t>
+            </w:r>
+            <w:r>
+              <w:rPr>
+                <w:rFonts w:ascii="Arial" w:cs="Arial" w:eastAsia="Arial" w:hAnsi="Arial"/>
+                <w:sz w:val="20"/>
+                <w:szCs w:val="20"/>
+              </w:rPr>
+              <w:br/>
+              <w:t xml:space="preserve"/>
+            </w:r>
+            <w:r>
+              <w:rPr>
+                <w:rFonts w:ascii="Arial" w:cs="Arial" w:eastAsia="Arial" w:hAnsi="Arial"/>
+                <w:b w:val="false"/>
+                <w:bCs w:val="false"/>
+                <w:i w:val="false"/>
+                <w:iCs w:val="false"/>
+                <w:color w:val="000000"/>
+                <w:sz w:val="20"/>
+                <w:szCs w:val="20"/>
+              </w:rPr>
+              <w:t xml:space="preserve">    In your own words: Analyze space complexity and optimize algorithms for both time and space efficiency?</w:t>
+            </w:r>
+            <w:r>
+              <w:rPr>
+                <w:rFonts w:ascii="Arial" w:cs="Arial" w:eastAsia="Arial" w:hAnsi="Arial"/>
+                <w:sz w:val="20"/>
+                <w:szCs w:val="20"/>
+              </w:rPr>
+              <w:br/>
+              <w:t xml:space="preserve"/>
+            </w:r>
+            <w:r>
+              <w:rPr>
+                <w:rFonts w:ascii="Arial" w:cs="Arial" w:eastAsia="Arial" w:hAnsi="Arial"/>
+                <w:sz w:val="20"/>
+                <w:szCs w:val="20"/>
+              </w:rPr>
+              <w:br/>
+              <w:t xml:space="preserve"/>
+            </w:r>
+            <w:r>
+              <w:rPr>
+                <w:rFonts w:ascii="Arial" w:cs="Arial" w:eastAsia="Arial" w:hAnsi="Arial"/>
+                <w:b/>
+                <w:bCs/>
+                <w:i w:val="false"/>
+                <w:iCs w:val="false"/>
+                <w:color w:val="000000"/>
+                <w:sz w:val="20"/>
+                <w:szCs w:val="20"/>
+              </w:rPr>
+              <w:t xml:space="preserve">Vocabulary Preview — </w:t>
+            </w:r>
+            <w:r>
+              <w:rPr>
+                <w:rFonts w:ascii="Arial" w:cs="Arial" w:eastAsia="Arial" w:hAnsi="Arial"/>
+                <w:b w:val="false"/>
+                <w:bCs w:val="false"/>
+                <w:i w:val="false"/>
+                <w:iCs w:val="false"/>
+                <w:color w:val="000000"/>
+                <w:sz w:val="20"/>
+                <w:szCs w:val="20"/>
+              </w:rPr>
+              <w:t xml:space="preserve">terms we'll use today:</w:t>
+            </w:r>
+            <w:r>
+              <w:rPr>
+                <w:rFonts w:ascii="Arial" w:cs="Arial" w:eastAsia="Arial" w:hAnsi="Arial"/>
+                <w:sz w:val="20"/>
+                <w:szCs w:val="20"/>
+              </w:rPr>
+              <w:br/>
+              <w:t xml:space="preserve"/>
+            </w:r>
+            <w:r>
+              <w:rPr>
+                <w:rFonts w:ascii="Arial" w:cs="Arial" w:eastAsia="Arial" w:hAnsi="Arial"/>
+                <w:b w:val="false"/>
+                <w:bCs w:val="false"/>
+                <w:i w:val="false"/>
+                <w:iCs w:val="false"/>
+                <w:color w:val="000000"/>
+                <w:sz w:val="20"/>
+                <w:szCs w:val="20"/>
+              </w:rPr>
+              <w:t xml:space="preserve">    • Space Complexity   •   Space vs. Time Trade-offs   •   Common Space Complexities   •   O(1)   •   O(n)   •   O(log n)</w:t>
+            </w:r>
+            <w:r>
+              <w:rPr>
+                <w:rFonts w:ascii="Arial" w:cs="Arial" w:eastAsia="Arial" w:hAnsi="Arial"/>
+                <w:sz w:val="20"/>
+                <w:szCs w:val="20"/>
+              </w:rPr>
+              <w:br/>
+              <w:t xml:space="preserve"/>
+            </w:r>
+            <w:r>
+              <w:rPr>
+                <w:rFonts w:ascii="Arial" w:cs="Arial" w:eastAsia="Arial" w:hAnsi="Arial"/>
+                <w:sz w:val="20"/>
+                <w:szCs w:val="20"/>
+              </w:rPr>
+              <w:br/>
+              <w:t xml:space="preserve"/>
+            </w:r>
+            <w:r>
+              <w:rPr>
+                <w:rFonts w:ascii="Arial" w:cs="Arial" w:eastAsia="Arial" w:hAnsi="Arial"/>
+                <w:b w:val="false"/>
+                <w:bCs w:val="false"/>
+                <w:i/>
+                <w:iCs/>
+                <w:color w:val="444444"/>
+                <w:sz w:val="20"/>
+                <w:szCs w:val="20"/>
+              </w:rPr>
+              <w:t xml:space="preserve">Today's Goal: By the end of class you will be able to analyze space complexity and optimize algorithms for both time and space efficiency.</w:t>
+            </w:r>
+            <w:r>
+              <w:rPr>
+                <w:rFonts w:ascii="Arial" w:cs="Arial" w:eastAsia="Arial" w:hAnsi="Arial"/>
+                <w:sz w:val="20"/>
+                <w:szCs w:val="20"/>
+              </w:rPr>
+              <w:br/>
+              <w:t xml:space="preserve"/>
+            </w:r>
+            <w:r>
+              <w:rPr>
+                <w:rFonts w:ascii="Arial" w:cs="Arial" w:eastAsia="Arial" w:hAnsi="Arial"/>
+                <w:b w:val="false"/>
+                <w:bCs w:val="false"/>
+                <w:i/>
+                <w:iCs/>
+                <w:color w:val="555555"/>
+                <w:sz w:val="20"/>
+                <w:szCs w:val="20"/>
+              </w:rPr>
+              <w:t xml:space="preserve">→ Pair-share your response, then 2–3 students share with the class.</w:t>
             </w:r>
           </w:p>
         </w:tc>
@@ -319,9 +515,9 @@
               <w:right w:val="single" w:color="CCCCCC" w:sz="1"/>
             </w:tcBorders>
             <w:tcMar>
-              <w:top w:type="dxa" w:w="60"/>
+              <w:top w:type="dxa" w:w="80"/>
               <w:left w:type="dxa" w:w="120"/>
-              <w:bottom w:type="dxa" w:w="60"/>
+              <w:bottom w:type="dxa" w:w="80"/>
               <w:right w:type="dxa" w:w="120"/>
             </w:tcMar>
           </w:tcPr>
@@ -348,20 +544,446 @@
               <w:right w:val="single" w:color="CCCCCC" w:sz="1"/>
             </w:tcBorders>
             <w:tcMar>
-              <w:top w:type="dxa" w:w="60"/>
+              <w:top w:type="dxa" w:w="80"/>
               <w:left w:type="dxa" w:w="120"/>
-              <w:bottom w:type="dxa" w:w="60"/>
+              <w:bottom w:type="dxa" w:w="80"/>
               <w:right w:type="dxa" w:w="120"/>
             </w:tcMar>
           </w:tcPr>
           <w:p>
-            <w:r>
-              <w:rPr>
-                <w:rFonts w:ascii="Arial" w:cs="Arial" w:eastAsia="Arial" w:hAnsi="Arial"/>
-                <w:sz w:val="20"/>
-                <w:szCs w:val="20"/>
-              </w:rPr>
-              <w:t xml:space="preserve">Mini Lesson: Space Complexity and Algorithm Optimization</w:t>
+            <w:pPr>
+              <w:spacing w:after="80" w:before="80"/>
+            </w:pPr>
+            <w:r>
+              <w:rPr>
+                <w:rFonts w:ascii="Arial" w:cs="Arial" w:eastAsia="Arial" w:hAnsi="Arial"/>
+                <w:b/>
+                <w:bCs/>
+                <w:i w:val="false"/>
+                <w:iCs w:val="false"/>
+                <w:color w:val="000000"/>
+                <w:sz w:val="22"/>
+                <w:szCs w:val="22"/>
+              </w:rPr>
+              <w:t xml:space="preserve">Mini Lesson: </w:t>
+            </w:r>
+            <w:r>
+              <w:rPr>
+                <w:rFonts w:ascii="Arial" w:cs="Arial" w:eastAsia="Arial" w:hAnsi="Arial"/>
+                <w:b w:val="false"/>
+                <w:bCs w:val="false"/>
+                <w:i w:val="false"/>
+                <w:iCs w:val="false"/>
+                <w:color w:val="000000"/>
+                <w:sz w:val="22"/>
+                <w:szCs w:val="22"/>
+              </w:rPr>
+              <w:t xml:space="preserve">Space Complexity and Algorithm Optimization</w:t>
+            </w:r>
+            <w:r>
+              <w:rPr>
+                <w:rFonts w:ascii="Arial" w:cs="Arial" w:eastAsia="Arial" w:hAnsi="Arial"/>
+                <w:sz w:val="20"/>
+                <w:szCs w:val="20"/>
+              </w:rPr>
+              <w:br/>
+              <w:t xml:space="preserve"/>
+            </w:r>
+            <w:r>
+              <w:rPr>
+                <w:rFonts w:ascii="Arial" w:cs="Arial" w:eastAsia="Arial" w:hAnsi="Arial"/>
+                <w:sz w:val="20"/>
+                <w:szCs w:val="20"/>
+              </w:rPr>
+              <w:br/>
+              <w:t xml:space="preserve"/>
+            </w:r>
+            <w:r>
+              <w:rPr>
+                <w:rFonts w:ascii="Arial" w:cs="Arial" w:eastAsia="Arial" w:hAnsi="Arial"/>
+                <w:b/>
+                <w:bCs/>
+                <w:i/>
+                <w:iCs/>
+                <w:color w:val="000000"/>
+                <w:sz w:val="20"/>
+                <w:szCs w:val="20"/>
+              </w:rPr>
+              <w:t xml:space="preserve">Learning Target: </w:t>
+            </w:r>
+            <w:r>
+              <w:rPr>
+                <w:rFonts w:ascii="Arial" w:cs="Arial" w:eastAsia="Arial" w:hAnsi="Arial"/>
+                <w:b w:val="false"/>
+                <w:bCs w:val="false"/>
+                <w:i/>
+                <w:iCs/>
+                <w:color w:val="333333"/>
+                <w:sz w:val="20"/>
+                <w:szCs w:val="20"/>
+              </w:rPr>
+              <w:t xml:space="preserve">I can analyze space complexity and optimize algorithms for both time and space efficiency.</w:t>
+            </w:r>
+            <w:r>
+              <w:rPr>
+                <w:rFonts w:ascii="Arial" w:cs="Arial" w:eastAsia="Arial" w:hAnsi="Arial"/>
+                <w:sz w:val="20"/>
+                <w:szCs w:val="20"/>
+              </w:rPr>
+              <w:br/>
+              <w:t xml:space="preserve"/>
+            </w:r>
+            <w:r>
+              <w:rPr>
+                <w:rFonts w:ascii="Arial" w:cs="Arial" w:eastAsia="Arial" w:hAnsi="Arial"/>
+                <w:sz w:val="20"/>
+                <w:szCs w:val="20"/>
+              </w:rPr>
+              <w:br/>
+              <w:t xml:space="preserve"/>
+            </w:r>
+            <w:r>
+              <w:rPr>
+                <w:rFonts w:ascii="Arial" w:cs="Arial" w:eastAsia="Arial" w:hAnsi="Arial"/>
+                <w:b w:val="false"/>
+                <w:bCs w:val="false"/>
+                <w:i w:val="false"/>
+                <w:iCs w:val="false"/>
+                <w:color w:val="000000"/>
+                <w:sz w:val="20"/>
+                <w:szCs w:val="20"/>
+              </w:rPr>
+              <w:t xml:space="preserve">Space Complexity — How much extra memory (beyond input) an algorithm uses, described with Big O.</w:t>
+            </w:r>
+            <w:r>
+              <w:rPr>
+                <w:rFonts w:ascii="Arial" w:cs="Arial" w:eastAsia="Arial" w:hAnsi="Arial"/>
+                <w:sz w:val="20"/>
+                <w:szCs w:val="20"/>
+              </w:rPr>
+              <w:br/>
+              <w:t xml:space="preserve"/>
+            </w:r>
+            <w:r>
+              <w:rPr>
+                <w:rFonts w:ascii="Arial" w:cs="Arial" w:eastAsia="Arial" w:hAnsi="Arial"/>
+                <w:b w:val="false"/>
+                <w:bCs w:val="false"/>
+                <w:i w:val="false"/>
+                <w:iCs w:val="false"/>
+                <w:color w:val="000000"/>
+                <w:sz w:val="20"/>
+                <w:szCs w:val="20"/>
+              </w:rPr>
+              <w:t xml:space="preserve">1. In-place algorithms (modify input, use O(1) extra space)</w:t>
+            </w:r>
+            <w:r>
+              <w:rPr>
+                <w:rFonts w:ascii="Arial" w:cs="Arial" w:eastAsia="Arial" w:hAnsi="Arial"/>
+                <w:sz w:val="20"/>
+                <w:szCs w:val="20"/>
+              </w:rPr>
+              <w:br/>
+              <w:t xml:space="preserve"/>
+            </w:r>
+            <w:r>
+              <w:rPr>
+                <w:rFonts w:ascii="Arial" w:cs="Arial" w:eastAsia="Arial" w:hAnsi="Arial"/>
+                <w:sz w:val="20"/>
+                <w:szCs w:val="20"/>
+              </w:rPr>
+              <w:br/>
+              <w:t xml:space="preserve"/>
+            </w:r>
+            <w:r>
+              <w:rPr>
+                <w:rFonts w:ascii="Arial" w:cs="Arial" w:eastAsia="Arial" w:hAnsi="Arial"/>
+                <w:b/>
+                <w:bCs/>
+                <w:i w:val="false"/>
+                <w:iCs w:val="false"/>
+                <w:color w:val="000000"/>
+                <w:sz w:val="20"/>
+                <w:szCs w:val="20"/>
+              </w:rPr>
+              <w:t xml:space="preserve">Key Concepts:</w:t>
+            </w:r>
+            <w:r>
+              <w:rPr>
+                <w:rFonts w:ascii="Arial" w:cs="Arial" w:eastAsia="Arial" w:hAnsi="Arial"/>
+                <w:sz w:val="20"/>
+                <w:szCs w:val="20"/>
+              </w:rPr>
+              <w:br/>
+              <w:t xml:space="preserve"/>
+            </w:r>
+            <w:r>
+              <w:rPr>
+                <w:rFonts w:ascii="Arial" w:cs="Arial" w:eastAsia="Arial" w:hAnsi="Arial"/>
+                <w:b w:val="false"/>
+                <w:bCs w:val="false"/>
+                <w:i w:val="false"/>
+                <w:iCs w:val="false"/>
+                <w:color w:val="000000"/>
+                <w:sz w:val="20"/>
+                <w:szCs w:val="20"/>
+              </w:rPr>
+              <w:t xml:space="preserve">    • More space can reduce time (caching results)</w:t>
+            </w:r>
+            <w:r>
+              <w:rPr>
+                <w:rFonts w:ascii="Arial" w:cs="Arial" w:eastAsia="Arial" w:hAnsi="Arial"/>
+                <w:sz w:val="20"/>
+                <w:szCs w:val="20"/>
+              </w:rPr>
+              <w:br/>
+              <w:t xml:space="preserve"/>
+            </w:r>
+            <w:r>
+              <w:rPr>
+                <w:rFonts w:ascii="Arial" w:cs="Arial" w:eastAsia="Arial" w:hAnsi="Arial"/>
+                <w:b w:val="false"/>
+                <w:bCs w:val="false"/>
+                <w:i w:val="false"/>
+                <w:iCs w:val="false"/>
+                <w:color w:val="000000"/>
+                <w:sz w:val="20"/>
+                <w:szCs w:val="20"/>
+              </w:rPr>
+              <w:t xml:space="preserve">    • Less space often means more time (recomputing)</w:t>
+            </w:r>
+            <w:r>
+              <w:rPr>
+                <w:rFonts w:ascii="Arial" w:cs="Arial" w:eastAsia="Arial" w:hAnsi="Arial"/>
+                <w:sz w:val="20"/>
+                <w:szCs w:val="20"/>
+              </w:rPr>
+              <w:br/>
+              <w:t xml:space="preserve"/>
+            </w:r>
+            <w:r>
+              <w:rPr>
+                <w:rFonts w:ascii="Arial" w:cs="Arial" w:eastAsia="Arial" w:hAnsi="Arial"/>
+                <w:b w:val="false"/>
+                <w:bCs w:val="false"/>
+                <w:i w:val="false"/>
+                <w:iCs w:val="false"/>
+                <w:color w:val="000000"/>
+                <w:sz w:val="20"/>
+                <w:szCs w:val="20"/>
+              </w:rPr>
+              <w:t xml:space="preserve">    • Balance depends on the problem context</w:t>
+            </w:r>
+            <w:r>
+              <w:rPr>
+                <w:rFonts w:ascii="Arial" w:cs="Arial" w:eastAsia="Arial" w:hAnsi="Arial"/>
+                <w:sz w:val="20"/>
+                <w:szCs w:val="20"/>
+              </w:rPr>
+              <w:br/>
+              <w:t xml:space="preserve"/>
+            </w:r>
+            <w:r>
+              <w:rPr>
+                <w:rFonts w:ascii="Arial" w:cs="Arial" w:eastAsia="Arial" w:hAnsi="Arial"/>
+                <w:b w:val="false"/>
+                <w:bCs w:val="false"/>
+                <w:i w:val="false"/>
+                <w:iCs w:val="false"/>
+                <w:color w:val="000000"/>
+                <w:sz w:val="20"/>
+                <w:szCs w:val="20"/>
+              </w:rPr>
+              <w:t xml:space="preserve">    • O(1) — Constant space (a few variables)</w:t>
+            </w:r>
+            <w:r>
+              <w:rPr>
+                <w:rFonts w:ascii="Arial" w:cs="Arial" w:eastAsia="Arial" w:hAnsi="Arial"/>
+                <w:sz w:val="20"/>
+                <w:szCs w:val="20"/>
+              </w:rPr>
+              <w:br/>
+              <w:t xml:space="preserve"/>
+            </w:r>
+            <w:r>
+              <w:rPr>
+                <w:rFonts w:ascii="Arial" w:cs="Arial" w:eastAsia="Arial" w:hAnsi="Arial"/>
+                <w:b w:val="false"/>
+                <w:bCs w:val="false"/>
+                <w:i w:val="false"/>
+                <w:iCs w:val="false"/>
+                <w:color w:val="000000"/>
+                <w:sz w:val="20"/>
+                <w:szCs w:val="20"/>
+              </w:rPr>
+              <w:t xml:space="preserve">    • O(n) — Linear space (new array of size n)</w:t>
+            </w:r>
+            <w:r>
+              <w:rPr>
+                <w:rFonts w:ascii="Arial" w:cs="Arial" w:eastAsia="Arial" w:hAnsi="Arial"/>
+                <w:sz w:val="20"/>
+                <w:szCs w:val="20"/>
+              </w:rPr>
+              <w:br/>
+              <w:t xml:space="preserve"/>
+            </w:r>
+            <w:r>
+              <w:rPr>
+                <w:rFonts w:ascii="Arial" w:cs="Arial" w:eastAsia="Arial" w:hAnsi="Arial"/>
+                <w:b w:val="false"/>
+                <w:bCs w:val="false"/>
+                <w:i w:val="false"/>
+                <w:iCs w:val="false"/>
+                <w:color w:val="000000"/>
+                <w:sz w:val="20"/>
+                <w:szCs w:val="20"/>
+              </w:rPr>
+              <w:t xml:space="preserve">    • O(log n) — Logarithmic (recursion depth in binary search)</w:t>
+            </w:r>
+            <w:r>
+              <w:rPr>
+                <w:rFonts w:ascii="Arial" w:cs="Arial" w:eastAsia="Arial" w:hAnsi="Arial"/>
+                <w:sz w:val="20"/>
+                <w:szCs w:val="20"/>
+              </w:rPr>
+              <w:br/>
+              <w:t xml:space="preserve"/>
+            </w:r>
+            <w:r>
+              <w:rPr>
+                <w:rFonts w:ascii="Arial" w:cs="Arial" w:eastAsia="Arial" w:hAnsi="Arial"/>
+                <w:b w:val="false"/>
+                <w:bCs w:val="false"/>
+                <w:i w:val="false"/>
+                <w:iCs w:val="false"/>
+                <w:color w:val="000000"/>
+                <w:sz w:val="20"/>
+                <w:szCs w:val="20"/>
+              </w:rPr>
+              <w:t xml:space="preserve">    • O(n²) — Quadratic (2D array)</w:t>
+            </w:r>
+            <w:r>
+              <w:rPr>
+                <w:rFonts w:ascii="Arial" w:cs="Arial" w:eastAsia="Arial" w:hAnsi="Arial"/>
+                <w:sz w:val="20"/>
+                <w:szCs w:val="20"/>
+              </w:rPr>
+              <w:br/>
+              <w:t xml:space="preserve"/>
+            </w:r>
+            <w:r>
+              <w:rPr>
+                <w:rFonts w:ascii="Arial" w:cs="Arial" w:eastAsia="Arial" w:hAnsi="Arial"/>
+                <w:sz w:val="20"/>
+                <w:szCs w:val="20"/>
+              </w:rPr>
+              <w:br/>
+              <w:t xml:space="preserve"/>
+            </w:r>
+            <w:r>
+              <w:rPr>
+                <w:rFonts w:ascii="Arial" w:cs="Arial" w:eastAsia="Arial" w:hAnsi="Arial"/>
+                <w:b/>
+                <w:bCs/>
+                <w:i w:val="false"/>
+                <w:iCs w:val="false"/>
+                <w:color w:val="000000"/>
+                <w:sz w:val="20"/>
+                <w:szCs w:val="20"/>
+              </w:rPr>
+              <w:t xml:space="preserve">Vocabulary: </w:t>
+            </w:r>
+            <w:r>
+              <w:rPr>
+                <w:rFonts w:ascii="Arial" w:cs="Arial" w:eastAsia="Arial" w:hAnsi="Arial"/>
+                <w:b w:val="false"/>
+                <w:bCs w:val="false"/>
+                <w:i w:val="false"/>
+                <w:iCs w:val="false"/>
+                <w:color w:val="000000"/>
+                <w:sz w:val="20"/>
+                <w:szCs w:val="20"/>
+              </w:rPr>
+              <w:t xml:space="preserve">Space Complexity, Space vs. Time Trade-offs, Common Space Complexities, O(1), O(n), O(log n)</w:t>
+            </w:r>
+            <w:r>
+              <w:rPr>
+                <w:rFonts w:ascii="Arial" w:cs="Arial" w:eastAsia="Arial" w:hAnsi="Arial"/>
+                <w:sz w:val="20"/>
+                <w:szCs w:val="20"/>
+              </w:rPr>
+              <w:br/>
+              <w:t xml:space="preserve"/>
+            </w:r>
+            <w:r>
+              <w:rPr>
+                <w:rFonts w:ascii="Arial" w:cs="Arial" w:eastAsia="Arial" w:hAnsi="Arial"/>
+                <w:sz w:val="20"/>
+                <w:szCs w:val="20"/>
+              </w:rPr>
+              <w:br/>
+              <w:t xml:space="preserve"/>
+            </w:r>
+            <w:r>
+              <w:rPr>
+                <w:rFonts w:ascii="Arial" w:cs="Arial" w:eastAsia="Arial" w:hAnsi="Arial"/>
+                <w:b/>
+                <w:bCs/>
+                <w:i/>
+                <w:iCs/>
+                <w:color w:val="555555"/>
+                <w:sz w:val="20"/>
+                <w:szCs w:val="20"/>
+              </w:rPr>
+              <w:t xml:space="preserve">→ Live Demo — </w:t>
+            </w:r>
+            <w:r>
+              <w:rPr>
+                <w:rFonts w:ascii="Arial" w:cs="Arial" w:eastAsia="Arial" w:hAnsi="Arial"/>
+                <w:b w:val="false"/>
+                <w:bCs w:val="false"/>
+                <w:i/>
+                <w:iCs/>
+                <w:color w:val="555555"/>
+                <w:sz w:val="20"/>
+                <w:szCs w:val="20"/>
+              </w:rPr>
+              <w:t xml:space="preserve">type examples as students follow along in their own editor.</w:t>
+            </w:r>
+            <w:r>
+              <w:rPr>
+                <w:rFonts w:ascii="Arial" w:cs="Arial" w:eastAsia="Arial" w:hAnsi="Arial"/>
+                <w:sz w:val="20"/>
+                <w:szCs w:val="20"/>
+              </w:rPr>
+              <w:br/>
+              <w:t xml:space="preserve"/>
+            </w:r>
+            <w:r>
+              <w:rPr>
+                <w:rFonts w:ascii="Arial" w:cs="Arial" w:eastAsia="Arial" w:hAnsi="Arial"/>
+                <w:b/>
+                <w:bCs/>
+                <w:i/>
+                <w:iCs/>
+                <w:color w:val="555555"/>
+                <w:sz w:val="20"/>
+                <w:szCs w:val="20"/>
+              </w:rPr>
+              <w:t xml:space="preserve">→ Check for Understanding: </w:t>
+            </w:r>
+            <w:r>
+              <w:rPr>
+                <w:rFonts w:ascii="Arial" w:cs="Arial" w:eastAsia="Arial" w:hAnsi="Arial"/>
+                <w:b w:val="false"/>
+                <w:bCs w:val="false"/>
+                <w:i/>
+                <w:iCs/>
+                <w:color w:val="555555"/>
+                <w:sz w:val="20"/>
+                <w:szCs w:val="20"/>
+              </w:rPr>
+              <w:t xml:space="preserve">pause and cold-call: “Can someone explain what we just did in their own words?”</w:t>
             </w:r>
           </w:p>
         </w:tc>
@@ -377,9 +999,9 @@
               <w:right w:val="single" w:color="CCCCCC" w:sz="1"/>
             </w:tcBorders>
             <w:tcMar>
-              <w:top w:type="dxa" w:w="60"/>
+              <w:top w:type="dxa" w:w="80"/>
               <w:left w:type="dxa" w:w="120"/>
-              <w:bottom w:type="dxa" w:w="60"/>
+              <w:bottom w:type="dxa" w:w="80"/>
               <w:right w:type="dxa" w:w="120"/>
             </w:tcMar>
           </w:tcPr>
@@ -406,20 +1028,90 @@
               <w:right w:val="single" w:color="CCCCCC" w:sz="1"/>
             </w:tcBorders>
             <w:tcMar>
-              <w:top w:type="dxa" w:w="60"/>
+              <w:top w:type="dxa" w:w="80"/>
               <w:left w:type="dxa" w:w="120"/>
-              <w:bottom w:type="dxa" w:w="60"/>
+              <w:bottom w:type="dxa" w:w="80"/>
               <w:right w:type="dxa" w:w="120"/>
             </w:tcMar>
           </w:tcPr>
           <w:p>
-            <w:r>
-              <w:rPr>
-                <w:rFonts w:ascii="Arial" w:cs="Arial" w:eastAsia="Arial" w:hAnsi="Arial"/>
-                <w:sz w:val="20"/>
-                <w:szCs w:val="20"/>
+            <w:pPr>
+              <w:spacing w:after="80" w:before="80"/>
+            </w:pPr>
+            <w:r>
+              <w:rPr>
+                <w:rFonts w:ascii="Arial" w:cs="Arial" w:eastAsia="Arial" w:hAnsi="Arial"/>
+                <w:b/>
+                <w:bCs/>
+                <w:i w:val="false"/>
+                <w:iCs w:val="false"/>
+                <w:color w:val="000000"/>
+                <w:sz w:val="22"/>
+                <w:szCs w:val="22"/>
               </w:rPr>
               <w:t xml:space="preserve">Guided Practice</w:t>
+            </w:r>
+            <w:r>
+              <w:rPr>
+                <w:rFonts w:ascii="Arial" w:cs="Arial" w:eastAsia="Arial" w:hAnsi="Arial"/>
+                <w:sz w:val="20"/>
+                <w:szCs w:val="20"/>
+              </w:rPr>
+              <w:br/>
+              <w:t xml:space="preserve"/>
+            </w:r>
+            <w:r>
+              <w:rPr>
+                <w:rFonts w:ascii="Arial" w:cs="Arial" w:eastAsia="Arial" w:hAnsi="Arial"/>
+                <w:sz w:val="20"/>
+                <w:szCs w:val="20"/>
+              </w:rPr>
+              <w:br/>
+              <w:t xml:space="preserve"/>
+            </w:r>
+            <w:r>
+              <w:rPr>
+                <w:rFonts w:ascii="Arial" w:cs="Arial" w:eastAsia="Arial" w:hAnsi="Arial"/>
+                <w:b w:val="false"/>
+                <w:bCs w:val="false"/>
+                <w:i w:val="false"/>
+                <w:iCs w:val="false"/>
+                <w:color w:val="000000"/>
+                <w:sz w:val="20"/>
+                <w:szCs w:val="20"/>
+              </w:rPr>
+              <w:t xml:space="preserve">Step 1: Compare space complexity of recursive vs. iterative.</w:t>
+            </w:r>
+            <w:r>
+              <w:rPr>
+                <w:rFonts w:ascii="Arial" w:cs="Arial" w:eastAsia="Arial" w:hAnsi="Arial"/>
+                <w:sz w:val="20"/>
+                <w:szCs w:val="20"/>
+              </w:rPr>
+              <w:br/>
+              <w:t xml:space="preserve"/>
+            </w:r>
+            <w:r>
+              <w:rPr>
+                <w:rFonts w:ascii="Arial" w:cs="Arial" w:eastAsia="Arial" w:hAnsi="Arial"/>
+                <w:sz w:val="20"/>
+                <w:szCs w:val="20"/>
+              </w:rPr>
+              <w:br/>
+              <w:t xml:space="preserve"/>
+            </w:r>
+            <w:r>
+              <w:rPr>
+                <w:rFonts w:ascii="Arial" w:cs="Arial" w:eastAsia="Arial" w:hAnsi="Arial"/>
+                <w:b w:val="false"/>
+                <w:bCs w:val="false"/>
+                <w:i/>
+                <w:iCs/>
+                <w:color w:val="555555"/>
+                <w:sz w:val="20"/>
+                <w:szCs w:val="20"/>
+              </w:rPr>
+              <w:t xml:space="preserve">→ Teacher models — students try alongside, then compare results.</w:t>
             </w:r>
           </w:p>
         </w:tc>
@@ -435,9 +1127,9 @@
               <w:right w:val="single" w:color="CCCCCC" w:sz="1"/>
             </w:tcBorders>
             <w:tcMar>
-              <w:top w:type="dxa" w:w="60"/>
+              <w:top w:type="dxa" w:w="80"/>
               <w:left w:type="dxa" w:w="120"/>
-              <w:bottom w:type="dxa" w:w="60"/>
+              <w:bottom w:type="dxa" w:w="80"/>
               <w:right w:type="dxa" w:w="120"/>
             </w:tcMar>
           </w:tcPr>
@@ -450,7 +1142,7 @@
                 <w:sz w:val="20"/>
                 <w:szCs w:val="20"/>
               </w:rPr>
-              <w:t xml:space="preserve">15-20 min</w:t>
+              <w:t xml:space="preserve">15–20 min</w:t>
             </w:r>
           </w:p>
         </w:tc>
@@ -464,20 +1156,81 @@
               <w:right w:val="single" w:color="CCCCCC" w:sz="1"/>
             </w:tcBorders>
             <w:tcMar>
-              <w:top w:type="dxa" w:w="60"/>
+              <w:top w:type="dxa" w:w="80"/>
               <w:left w:type="dxa" w:w="120"/>
-              <w:bottom w:type="dxa" w:w="60"/>
+              <w:bottom w:type="dxa" w:w="80"/>
               <w:right w:type="dxa" w:w="120"/>
             </w:tcMar>
           </w:tcPr>
           <w:p>
-            <w:r>
-              <w:rPr>
-                <w:rFonts w:ascii="Arial" w:cs="Arial" w:eastAsia="Arial" w:hAnsi="Arial"/>
-                <w:sz w:val="20"/>
-                <w:szCs w:val="20"/>
+            <w:pPr>
+              <w:spacing w:after="80" w:before="80"/>
+            </w:pPr>
+            <w:r>
+              <w:rPr>
+                <w:rFonts w:ascii="Arial" w:cs="Arial" w:eastAsia="Arial" w:hAnsi="Arial"/>
+                <w:b/>
+                <w:bCs/>
+                <w:i w:val="false"/>
+                <w:iCs w:val="false"/>
+                <w:color w:val="000000"/>
+                <w:sz w:val="22"/>
+                <w:szCs w:val="22"/>
               </w:rPr>
               <w:t xml:space="preserve">Independent Practice / Code Along</w:t>
+            </w:r>
+            <w:r>
+              <w:rPr>
+                <w:rFonts w:ascii="Arial" w:cs="Arial" w:eastAsia="Arial" w:hAnsi="Arial"/>
+                <w:sz w:val="20"/>
+                <w:szCs w:val="20"/>
+              </w:rPr>
+              <w:br/>
+              <w:t xml:space="preserve"/>
+            </w:r>
+            <w:r>
+              <w:rPr>
+                <w:rFonts w:ascii="Arial" w:cs="Arial" w:eastAsia="Arial" w:hAnsi="Arial"/>
+                <w:b w:val="false"/>
+                <w:bCs w:val="false"/>
+                <w:i w:val="false"/>
+                <w:iCs w:val="false"/>
+                <w:color w:val="000000"/>
+                <w:sz w:val="20"/>
+                <w:szCs w:val="20"/>
+              </w:rPr>
+              <w:t xml:space="preserve">    Work through problems from the day's exercise set.</w:t>
+            </w:r>
+            <w:r>
+              <w:rPr>
+                <w:rFonts w:ascii="Arial" w:cs="Arial" w:eastAsia="Arial" w:hAnsi="Arial"/>
+                <w:sz w:val="20"/>
+                <w:szCs w:val="20"/>
+              </w:rPr>
+              <w:br/>
+              <w:t xml:space="preserve"/>
+            </w:r>
+            <w:r>
+              <w:rPr>
+                <w:rFonts w:ascii="Arial" w:cs="Arial" w:eastAsia="Arial" w:hAnsi="Arial"/>
+                <w:sz w:val="20"/>
+                <w:szCs w:val="20"/>
+              </w:rPr>
+              <w:br/>
+              <w:t xml:space="preserve"/>
+            </w:r>
+            <w:r>
+              <w:rPr>
+                <w:rFonts w:ascii="Arial" w:cs="Arial" w:eastAsia="Arial" w:hAnsi="Arial"/>
+                <w:b w:val="false"/>
+                <w:bCs w:val="false"/>
+                <w:i/>
+                <w:iCs/>
+                <w:color w:val="555555"/>
+                <w:sz w:val="20"/>
+                <w:szCs w:val="20"/>
+              </w:rPr>
+              <w:t xml:space="preserve">→ Teacher circulates — offer hints, check for understanding.</w:t>
             </w:r>
           </w:p>
         </w:tc>
@@ -493,9 +1246,9 @@
               <w:right w:val="single" w:color="CCCCCC" w:sz="1"/>
             </w:tcBorders>
             <w:tcMar>
-              <w:top w:type="dxa" w:w="60"/>
+              <w:top w:type="dxa" w:w="80"/>
               <w:left w:type="dxa" w:w="120"/>
-              <w:bottom w:type="dxa" w:w="60"/>
+              <w:bottom w:type="dxa" w:w="80"/>
               <w:right w:type="dxa" w:w="120"/>
             </w:tcMar>
           </w:tcPr>
@@ -522,20 +1275,90 @@
               <w:right w:val="single" w:color="CCCCCC" w:sz="1"/>
             </w:tcBorders>
             <w:tcMar>
-              <w:top w:type="dxa" w:w="60"/>
+              <w:top w:type="dxa" w:w="80"/>
               <w:left w:type="dxa" w:w="120"/>
-              <w:bottom w:type="dxa" w:w="60"/>
+              <w:bottom w:type="dxa" w:w="80"/>
               <w:right w:type="dxa" w:w="120"/>
             </w:tcMar>
           </w:tcPr>
           <w:p>
-            <w:r>
-              <w:rPr>
-                <w:rFonts w:ascii="Arial" w:cs="Arial" w:eastAsia="Arial" w:hAnsi="Arial"/>
-                <w:sz w:val="20"/>
-                <w:szCs w:val="20"/>
+            <w:pPr>
+              <w:spacing w:after="80" w:before="80"/>
+            </w:pPr>
+            <w:r>
+              <w:rPr>
+                <w:rFonts w:ascii="Arial" w:cs="Arial" w:eastAsia="Arial" w:hAnsi="Arial"/>
+                <w:b/>
+                <w:bCs/>
+                <w:i w:val="false"/>
+                <w:iCs w:val="false"/>
+                <w:color w:val="000000"/>
+                <w:sz w:val="22"/>
+                <w:szCs w:val="22"/>
               </w:rPr>
               <w:t xml:space="preserve">Exit Ticket / Wrap-Up</w:t>
+            </w:r>
+            <w:r>
+              <w:rPr>
+                <w:rFonts w:ascii="Arial" w:cs="Arial" w:eastAsia="Arial" w:hAnsi="Arial"/>
+                <w:sz w:val="20"/>
+                <w:szCs w:val="20"/>
+              </w:rPr>
+              <w:br/>
+              <w:t xml:space="preserve"/>
+            </w:r>
+            <w:r>
+              <w:rPr>
+                <w:rFonts w:ascii="Arial" w:cs="Arial" w:eastAsia="Arial" w:hAnsi="Arial"/>
+                <w:sz w:val="20"/>
+                <w:szCs w:val="20"/>
+              </w:rPr>
+              <w:br/>
+              <w:t xml:space="preserve"/>
+            </w:r>
+            <w:r>
+              <w:rPr>
+                <w:rFonts w:ascii="Arial" w:cs="Arial" w:eastAsia="Arial" w:hAnsi="Arial"/>
+                <w:b w:val="false"/>
+                <w:bCs w:val="false"/>
+                <w:i w:val="false"/>
+                <w:iCs w:val="false"/>
+                <w:color w:val="000000"/>
+                <w:sz w:val="20"/>
+                <w:szCs w:val="20"/>
+              </w:rPr>
+              <w:t xml:space="preserve">Quick Check: Analyze space complexity and optimize algorithms for both time and space efficiency?</w:t>
+            </w:r>
+            <w:r>
+              <w:rPr>
+                <w:rFonts w:ascii="Arial" w:cs="Arial" w:eastAsia="Arial" w:hAnsi="Arial"/>
+                <w:sz w:val="20"/>
+                <w:szCs w:val="20"/>
+              </w:rPr>
+              <w:br/>
+              <w:t xml:space="preserve"/>
+            </w:r>
+            <w:r>
+              <w:rPr>
+                <w:rFonts w:ascii="Arial" w:cs="Arial" w:eastAsia="Arial" w:hAnsi="Arial"/>
+                <w:sz w:val="20"/>
+                <w:szCs w:val="20"/>
+              </w:rPr>
+              <w:br/>
+              <w:t xml:space="preserve"/>
+            </w:r>
+            <w:r>
+              <w:rPr>
+                <w:rFonts w:ascii="Arial" w:cs="Arial" w:eastAsia="Arial" w:hAnsi="Arial"/>
+                <w:b w:val="false"/>
+                <w:bCs w:val="false"/>
+                <w:i/>
+                <w:iCs/>
+                <w:color w:val="555555"/>
+                <w:sz w:val="20"/>
+                <w:szCs w:val="20"/>
+              </w:rPr>
+              <w:t xml:space="preserve">→ 3–2–1: Name 3 things learned, 2 new vocab words, 1 question you still have.</w:t>
             </w:r>
           </w:p>
         </w:tc>
@@ -890,19 +1713,6 @@
                 <w:sz w:val="18"/>
                 <w:szCs w:val="18"/>
               </w:rPr>
-              <w:t xml:space="preserve"># Example 1: High space complexity - storing intermediate results</w:t>
-            </w:r>
-          </w:p>
-          <w:p>
-            <w:pPr>
-              <w:spacing w:after="20"/>
-            </w:pPr>
-            <w:r>
-              <w:rPr>
-                <w:rFonts w:ascii="Courier New" w:cs="Courier New" w:eastAsia="Courier New" w:hAnsi="Courier New"/>
-                <w:sz w:val="18"/>
-                <w:szCs w:val="18"/>
-              </w:rPr>
               <w:t xml:space="preserve">def pairs_product_bad(lst):</w:t>
             </w:r>
           </w:p>
@@ -994,19 +1804,6 @@
                 <w:sz w:val="18"/>
                 <w:szCs w:val="18"/>
               </w:rPr>
-              <w:t xml:space="preserve"># Space: O(n²) output + O(1) extra</w:t>
-            </w:r>
-          </w:p>
-          <w:p>
-            <w:pPr>
-              <w:spacing w:after="20"/>
-            </w:pPr>
-            <w:r>
-              <w:rPr>
-                <w:rFonts w:ascii="Courier New" w:cs="Courier New" w:eastAsia="Courier New" w:hAnsi="Courier New"/>
-                <w:sz w:val="18"/>
-                <w:szCs w:val="18"/>
-              </w:rPr>
               <w:t xml:space="preserve"> </w:t>
             </w:r>
           </w:p>
@@ -1020,7 +1817,20 @@
                 <w:sz w:val="18"/>
                 <w:szCs w:val="18"/>
               </w:rPr>
-              <w:t xml:space="preserve"># Example 2: Optimized space - generator instead of list</w:t>
+              <w:t xml:space="preserve"> </w:t>
+            </w:r>
+          </w:p>
+          <w:p>
+            <w:pPr>
+              <w:spacing w:after="20"/>
+            </w:pPr>
+            <w:r>
+              <w:rPr>
+                <w:rFonts w:ascii="Courier New" w:cs="Courier New" w:eastAsia="Courier New" w:hAnsi="Courier New"/>
+                <w:sz w:val="18"/>
+                <w:szCs w:val="18"/>
+              </w:rPr>
+              <w:t xml:space="preserve"> </w:t>
             </w:r>
           </w:p>
           <w:p>
@@ -1098,19 +1908,6 @@
                 <w:sz w:val="18"/>
                 <w:szCs w:val="18"/>
               </w:rPr>
-              <w:t xml:space="preserve"># Space: O(1) extra, returns one pair at a time</w:t>
-            </w:r>
-          </w:p>
-          <w:p>
-            <w:pPr>
-              <w:spacing w:after="20"/>
-            </w:pPr>
-            <w:r>
-              <w:rPr>
-                <w:rFonts w:ascii="Courier New" w:cs="Courier New" w:eastAsia="Courier New" w:hAnsi="Courier New"/>
-                <w:sz w:val="18"/>
-                <w:szCs w:val="18"/>
-              </w:rPr>
               <w:t xml:space="preserve"> </w:t>
             </w:r>
           </w:p>
@@ -1124,7 +1921,20 @@
                 <w:sz w:val="18"/>
                 <w:szCs w:val="18"/>
               </w:rPr>
-              <w:t xml:space="preserve"># Example 3: Recursion depth = O(n) space (call stack)</w:t>
+              <w:t xml:space="preserve"> </w:t>
+            </w:r>
+          </w:p>
+          <w:p>
+            <w:pPr>
+              <w:spacing w:after="20"/>
+            </w:pPr>
+            <w:r>
+              <w:rPr>
+                <w:rFonts w:ascii="Courier New" w:cs="Courier New" w:eastAsia="Courier New" w:hAnsi="Courier New"/>
+                <w:sz w:val="18"/>
+                <w:szCs w:val="18"/>
+              </w:rPr>
+              <w:t xml:space="preserve"> </w:t>
             </w:r>
           </w:p>
           <w:p>
@@ -1189,19 +1999,6 @@
                 <w:sz w:val="18"/>
                 <w:szCs w:val="18"/>
               </w:rPr>
-              <w:t xml:space="preserve"># Space: O(n) due to recursion depth</w:t>
-            </w:r>
-          </w:p>
-          <w:p>
-            <w:pPr>
-              <w:spacing w:after="20"/>
-            </w:pPr>
-            <w:r>
-              <w:rPr>
-                <w:rFonts w:ascii="Courier New" w:cs="Courier New" w:eastAsia="Courier New" w:hAnsi="Courier New"/>
-                <w:sz w:val="18"/>
-                <w:szCs w:val="18"/>
-              </w:rPr>
               <w:t xml:space="preserve"> </w:t>
             </w:r>
           </w:p>
@@ -1215,7 +2012,20 @@
                 <w:sz w:val="18"/>
                 <w:szCs w:val="18"/>
               </w:rPr>
-              <w:t xml:space="preserve"># Example 4: Iterative = O(1) space (no call stack)</w:t>
+              <w:t xml:space="preserve"> </w:t>
+            </w:r>
+          </w:p>
+          <w:p>
+            <w:pPr>
+              <w:spacing w:after="20"/>
+            </w:pPr>
+            <w:r>
+              <w:rPr>
+                <w:rFonts w:ascii="Courier New" w:cs="Courier New" w:eastAsia="Courier New" w:hAnsi="Courier New"/>
+                <w:sz w:val="18"/>
+                <w:szCs w:val="18"/>
+              </w:rPr>
+              <w:t xml:space="preserve"> </w:t>
             </w:r>
           </w:p>
           <w:p>
@@ -1293,19 +2103,6 @@
                 <w:sz w:val="18"/>
                 <w:szCs w:val="18"/>
               </w:rPr>
-              <w:t xml:space="preserve"># Space: O(1)</w:t>
-            </w:r>
-          </w:p>
-          <w:p>
-            <w:pPr>
-              <w:spacing w:after="20"/>
-            </w:pPr>
-            <w:r>
-              <w:rPr>
-                <w:rFonts w:ascii="Courier New" w:cs="Courier New" w:eastAsia="Courier New" w:hAnsi="Courier New"/>
-                <w:sz w:val="18"/>
-                <w:szCs w:val="18"/>
-              </w:rPr>
               <w:t xml:space="preserve"> </w:t>
             </w:r>
           </w:p>
@@ -1319,7 +2116,20 @@
                 <w:sz w:val="18"/>
                 <w:szCs w:val="18"/>
               </w:rPr>
-              <w:t xml:space="preserve"># Example 5: In-place sorting (O(1) or O(log n) extra space)</w:t>
+              <w:t xml:space="preserve"> </w:t>
+            </w:r>
+          </w:p>
+          <w:p>
+            <w:pPr>
+              <w:spacing w:after="20"/>
+            </w:pPr>
+            <w:r>
+              <w:rPr>
+                <w:rFonts w:ascii="Courier New" w:cs="Courier New" w:eastAsia="Courier New" w:hAnsi="Courier New"/>
+                <w:sz w:val="18"/>
+                <w:szCs w:val="18"/>
+              </w:rPr>
+              <w:t xml:space="preserve"> </w:t>
             </w:r>
           </w:p>
           <w:p>
@@ -1436,7 +2246,7 @@
                 <w:sz w:val="18"/>
                 <w:szCs w:val="18"/>
               </w:rPr>
-              <w:t xml:space="preserve"># Example 6: Merge sort (O(n) extra space)</w:t>
+              <w:t xml:space="preserve"> </w:t>
             </w:r>
           </w:p>
           <w:p>
@@ -1735,20 +2545,20 @@
                 <w:sz w:val="18"/>
                 <w:szCs w:val="18"/>
               </w:rPr>
-              <w:t xml:space="preserve"># Example 7: Caching for time optimization (space trade-off)</w:t>
-            </w:r>
-          </w:p>
-          <w:p>
-            <w:pPr>
-              <w:spacing w:after="20"/>
-            </w:pPr>
-            <w:r>
-              <w:rPr>
-                <w:rFonts w:ascii="Courier New" w:cs="Courier New" w:eastAsia="Courier New" w:hAnsi="Courier New"/>
-                <w:sz w:val="18"/>
-                <w:szCs w:val="18"/>
-              </w:rPr>
-              <w:t xml:space="preserve"># Without cache: O(2ⁿ) time, O(n) space (recursion)</w:t>
+              <w:t xml:space="preserve"> </w:t>
+            </w:r>
+          </w:p>
+          <w:p>
+            <w:pPr>
+              <w:spacing w:after="20"/>
+            </w:pPr>
+            <w:r>
+              <w:rPr>
+                <w:rFonts w:ascii="Courier New" w:cs="Courier New" w:eastAsia="Courier New" w:hAnsi="Courier New"/>
+                <w:sz w:val="18"/>
+                <w:szCs w:val="18"/>
+              </w:rPr>
+              <w:t xml:space="preserve"> </w:t>
             </w:r>
           </w:p>
           <w:p>
@@ -1826,7 +2636,7 @@
                 <w:sz w:val="18"/>
                 <w:szCs w:val="18"/>
               </w:rPr>
-              <w:t xml:space="preserve"># With cache: O(n) time, O(n) space</w:t>
+              <w:t xml:space="preserve"> </w:t>
             </w:r>
           </w:p>
           <w:p>
@@ -1982,20 +2792,20 @@
                 <w:sz w:val="18"/>
                 <w:szCs w:val="18"/>
               </w:rPr>
-              <w:t xml:space="preserve"># Example 8: Hash table for O(1) lookups (space for speed)</w:t>
-            </w:r>
-          </w:p>
-          <w:p>
-            <w:pPr>
-              <w:spacing w:after="20"/>
-            </w:pPr>
-            <w:r>
-              <w:rPr>
-                <w:rFonts w:ascii="Courier New" w:cs="Courier New" w:eastAsia="Courier New" w:hAnsi="Courier New"/>
-                <w:sz w:val="18"/>
-                <w:szCs w:val="18"/>
-              </w:rPr>
-              <w:t xml:space="preserve"># Without hash: O(n) to find element</w:t>
+              <w:t xml:space="preserve"> </w:t>
+            </w:r>
+          </w:p>
+          <w:p>
+            <w:pPr>
+              <w:spacing w:after="20"/>
+            </w:pPr>
+            <w:r>
+              <w:rPr>
+                <w:rFonts w:ascii="Courier New" w:cs="Courier New" w:eastAsia="Courier New" w:hAnsi="Courier New"/>
+                <w:sz w:val="18"/>
+                <w:szCs w:val="18"/>
+              </w:rPr>
+              <w:t xml:space="preserve"> </w:t>
             </w:r>
           </w:p>
           <w:p>
@@ -2086,7 +2896,7 @@
                 <w:sz w:val="18"/>
                 <w:szCs w:val="18"/>
               </w:rPr>
-              <w:t xml:space="preserve"># With hash table: O(1) to find element</w:t>
+              <w:t xml:space="preserve"> </w:t>
             </w:r>
           </w:p>
           <w:p>
@@ -2151,20 +2961,20 @@
                 <w:sz w:val="18"/>
                 <w:szCs w:val="18"/>
               </w:rPr>
-              <w:t xml:space="preserve"># Example 9: Finding two numbers that sum to target</w:t>
-            </w:r>
-          </w:p>
-          <w:p>
-            <w:pPr>
-              <w:spacing w:after="20"/>
-            </w:pPr>
-            <w:r>
-              <w:rPr>
-                <w:rFonts w:ascii="Courier New" w:cs="Courier New" w:eastAsia="Courier New" w:hAnsi="Courier New"/>
-                <w:sz w:val="18"/>
-                <w:szCs w:val="18"/>
-              </w:rPr>
-              <w:t xml:space="preserve"># Bad: O(n²) time, O(1) space</w:t>
+              <w:t xml:space="preserve"> </w:t>
+            </w:r>
+          </w:p>
+          <w:p>
+            <w:pPr>
+              <w:spacing w:after="20"/>
+            </w:pPr>
+            <w:r>
+              <w:rPr>
+                <w:rFonts w:ascii="Courier New" w:cs="Courier New" w:eastAsia="Courier New" w:hAnsi="Courier New"/>
+                <w:sz w:val="18"/>
+                <w:szCs w:val="18"/>
+              </w:rPr>
+              <w:t xml:space="preserve"> </w:t>
             </w:r>
           </w:p>
           <w:p>
@@ -2268,7 +3078,7 @@
                 <w:sz w:val="18"/>
                 <w:szCs w:val="18"/>
               </w:rPr>
-              <w:t xml:space="preserve"># Good: O(n) time, O(n) space</w:t>
+              <w:t xml:space="preserve"> </w:t>
             </w:r>
           </w:p>
           <w:p>
@@ -2398,20 +3208,20 @@
                 <w:sz w:val="18"/>
                 <w:szCs w:val="18"/>
               </w:rPr>
-              <w:t xml:space="preserve"># Example 10: String reversal - space implications</w:t>
-            </w:r>
-          </w:p>
-          <w:p>
-            <w:pPr>
-              <w:spacing w:after="20"/>
-            </w:pPr>
-            <w:r>
-              <w:rPr>
-                <w:rFonts w:ascii="Courier New" w:cs="Courier New" w:eastAsia="Courier New" w:hAnsi="Courier New"/>
-                <w:sz w:val="18"/>
-                <w:szCs w:val="18"/>
-              </w:rPr>
-              <w:t xml:space="preserve"># O(n) space - creates new string</w:t>
+              <w:t xml:space="preserve"> </w:t>
+            </w:r>
+          </w:p>
+          <w:p>
+            <w:pPr>
+              <w:spacing w:after="20"/>
+            </w:pPr>
+            <w:r>
+              <w:rPr>
+                <w:rFonts w:ascii="Courier New" w:cs="Courier New" w:eastAsia="Courier New" w:hAnsi="Courier New"/>
+                <w:sz w:val="18"/>
+                <w:szCs w:val="18"/>
+              </w:rPr>
+              <w:t xml:space="preserve"> </w:t>
             </w:r>
           </w:p>
           <w:p>
@@ -2463,7 +3273,7 @@
                 <w:sz w:val="18"/>
                 <w:szCs w:val="18"/>
               </w:rPr>
-              <w:t xml:space="preserve"># O(n) space (lists are mutable) - convert and reverse</w:t>
+              <w:t xml:space="preserve"> </w:t>
             </w:r>
           </w:p>
           <w:p>
@@ -2606,7 +3416,7 @@
                 <w:sz w:val="18"/>
                 <w:szCs w:val="18"/>
               </w:rPr>
-              <w:t xml:space="preserve"># Example 11: Analyzing space of recursive algorithms</w:t>
+              <w:t xml:space="preserve"> </w:t>
             </w:r>
           </w:p>
           <w:p>
@@ -2775,7 +3585,7 @@
                 <w:sz w:val="18"/>
                 <w:szCs w:val="18"/>
               </w:rPr>
-              <w:t xml:space="preserve"># Example 12: Dynamic programming (space for memoization)</w:t>
+              <w:t xml:space="preserve"> </w:t>
             </w:r>
           </w:p>
           <w:p>
@@ -2946,19 +3756,6 @@
                 <w:sz w:val="18"/>
                 <w:szCs w:val="18"/>
               </w:rPr>
-              <w:t xml:space="preserve"># Recursive: O(n) space</w:t>
-            </w:r>
-          </w:p>
-          <w:p>
-            <w:pPr>
-              <w:spacing w:after="20"/>
-            </w:pPr>
-            <w:r>
-              <w:rPr>
-                <w:rFonts w:ascii="Courier New" w:cs="Courier New" w:eastAsia="Courier New" w:hAnsi="Courier New"/>
-                <w:sz w:val="18"/>
-                <w:szCs w:val="18"/>
-              </w:rPr>
               <w:t xml:space="preserve">def factorial_rec(n):</w:t>
             </w:r>
           </w:p>
@@ -3024,7 +3821,7 @@
                 <w:sz w:val="18"/>
                 <w:szCs w:val="18"/>
               </w:rPr>
-              <w:t xml:space="preserve"># Iterative: O(1) space</w:t>
+              <w:t xml:space="preserve"> </w:t>
             </w:r>
           </w:p>
           <w:p>
@@ -3275,32 +4072,6 @@
                 <w:sz w:val="18"/>
                 <w:szCs w:val="18"/>
               </w:rPr>
-              <w:t xml:space="preserve"># Beginner</w:t>
-            </w:r>
-          </w:p>
-          <w:p>
-            <w:pPr>
-              <w:spacing w:after="20"/>
-            </w:pPr>
-            <w:r>
-              <w:rPr>
-                <w:rFonts w:ascii="Courier New" w:cs="Courier New" w:eastAsia="Courier New" w:hAnsi="Courier New"/>
-                <w:sz w:val="18"/>
-                <w:szCs w:val="18"/>
-              </w:rPr>
-              <w:t xml:space="preserve"># O(1) space</w:t>
-            </w:r>
-          </w:p>
-          <w:p>
-            <w:pPr>
-              <w:spacing w:after="20"/>
-            </w:pPr>
-            <w:r>
-              <w:rPr>
-                <w:rFonts w:ascii="Courier New" w:cs="Courier New" w:eastAsia="Courier New" w:hAnsi="Courier New"/>
-                <w:sz w:val="18"/>
-                <w:szCs w:val="18"/>
-              </w:rPr>
               <w:t xml:space="preserve">def check_even(n):</w:t>
             </w:r>
           </w:p>
@@ -3340,7 +4111,7 @@
                 <w:sz w:val="18"/>
                 <w:szCs w:val="18"/>
               </w:rPr>
-              <w:t xml:space="preserve"># O(n) space</w:t>
+              <w:t xml:space="preserve"> </w:t>
             </w:r>
           </w:p>
           <w:p>
@@ -3392,7 +4163,7 @@
                 <w:sz w:val="18"/>
                 <w:szCs w:val="18"/>
               </w:rPr>
-              <w:t xml:space="preserve"># Intermediate</w:t>
+              <w:t xml:space="preserve"> </w:t>
             </w:r>
           </w:p>
           <w:p>
@@ -3522,7 +4293,7 @@
                 <w:sz w:val="18"/>
                 <w:szCs w:val="18"/>
               </w:rPr>
-              <w:t xml:space="preserve"># Challenge: Reverse array in-place with O(1) extra space</w:t>
+              <w:t xml:space="preserve"> </w:t>
             </w:r>
           </w:p>
           <w:p>

--- a/Coding 2 - year/Unit 3 - Advanced Functions & Algorithms/Daily Lesson Plans/Word/Day 21.docx
+++ b/Coding 2 - year/Unit 3 - Advanced Functions & Algorithms/Daily Lesson Plans/Word/Day 21.docx
@@ -380,7 +380,7 @@
                 <w:sz w:val="20"/>
                 <w:szCs w:val="20"/>
               </w:rPr>
-              <w:t xml:space="preserve">    In your own words: Analyze space complexity and optimize algorithms for both time and space efficiency?</w:t>
+              <w:t xml:space="preserve">    What would you look for if asked to analyze space complexity and optimize algorithms for both time and space efficiency? List 2-3 things you'd check.</w:t>
             </w:r>
             <w:r>
               <w:rPr>
@@ -477,7 +477,7 @@
                 <w:sz w:val="20"/>
                 <w:szCs w:val="20"/>
               </w:rPr>
-              <w:t xml:space="preserve">Today's Goal: By the end of class you will be able to analyze space complexity and optimize algorithms for both time and space efficiency.</w:t>
+              <w:t xml:space="preserve">Today’s Goal: By the end of class you will be able to analyze space complexity and optimize algorithms for both time and space efficiency.</w:t>
             </w:r>
             <w:r>
               <w:rPr>
@@ -1327,7 +1327,7 @@
                 <w:sz w:val="20"/>
                 <w:szCs w:val="20"/>
               </w:rPr>
-              <w:t xml:space="preserve">Quick Check: Analyze space complexity and optimize algorithms for both time and space efficiency?</w:t>
+              <w:t xml:space="preserve">What are two important things to check when you analyze space complexity and optimize algorithms for both time and space efficiency? Why do they matter?</w:t>
             </w:r>
             <w:r>
               <w:rPr>

--- a/Coding 2 - year/Unit 3 - Advanced Functions & Algorithms/Daily Lesson Plans/Word/Day 21.docx
+++ b/Coding 2 - year/Unit 3 - Advanced Functions & Algorithms/Daily Lesson Plans/Word/Day 21.docx
@@ -874,6 +874,28 @@
             <w:r>
               <w:rPr>
                 <w:rFonts w:ascii="Arial" w:cs="Arial" w:eastAsia="Arial" w:hAnsi="Arial"/>
+                <w:b w:val="false"/>
+                <w:bCs w:val="false"/>
+                <w:i w:val="false"/>
+                <w:iCs w:val="false"/>
+                <w:color w:val="000000"/>
+                <w:sz w:val="20"/>
+                <w:szCs w:val="20"/>
+              </w:rPr>
+              <w:t xml:space="preserve">    • In-place algorithms (modify input, use O(1) extra space)</w:t>
+            </w:r>
+            <w:r>
+              <w:rPr>
+                <w:rFonts w:ascii="Arial" w:cs="Arial" w:eastAsia="Arial" w:hAnsi="Arial"/>
+                <w:sz w:val="20"/>
+                <w:szCs w:val="20"/>
+              </w:rPr>
+              <w:br/>
+              <w:t xml:space="preserve"/>
+            </w:r>
+            <w:r>
+              <w:rPr>
+                <w:rFonts w:ascii="Arial" w:cs="Arial" w:eastAsia="Arial" w:hAnsi="Arial"/>
                 <w:sz w:val="20"/>
                 <w:szCs w:val="20"/>
               </w:rPr>
@@ -1191,6 +1213,19 @@
             <w:r>
               <w:rPr>
                 <w:rFonts w:ascii="Arial" w:cs="Arial" w:eastAsia="Arial" w:hAnsi="Arial"/>
+                <w:b/>
+                <w:bCs/>
+                <w:i w:val="false"/>
+                <w:iCs w:val="false"/>
+                <w:color w:val="000000"/>
+                <w:sz w:val="20"/>
+                <w:szCs w:val="20"/>
+              </w:rPr>
+              <w:t xml:space="preserve">    Beginner: </w:t>
+            </w:r>
+            <w:r>
+              <w:rPr>
+                <w:rFonts w:ascii="Arial" w:cs="Arial" w:eastAsia="Arial" w:hAnsi="Arial"/>
                 <w:b w:val="false"/>
                 <w:bCs w:val="false"/>
                 <w:i w:val="false"/>
@@ -1199,7 +1234,77 @@
                 <w:sz w:val="20"/>
                 <w:szCs w:val="20"/>
               </w:rPr>
-              <w:t xml:space="preserve">    Work through problems from the day's exercise set.</w:t>
+              <w:t xml:space="preserve">Write a function with O(1) space complexity and one with O(n) space, doing the same task.</w:t>
+            </w:r>
+            <w:r>
+              <w:rPr>
+                <w:rFonts w:ascii="Arial" w:cs="Arial" w:eastAsia="Arial" w:hAnsi="Arial"/>
+                <w:sz w:val="20"/>
+                <w:szCs w:val="20"/>
+              </w:rPr>
+              <w:br/>
+              <w:t xml:space="preserve"/>
+            </w:r>
+            <w:r>
+              <w:rPr>
+                <w:rFonts w:ascii="Arial" w:cs="Arial" w:eastAsia="Arial" w:hAnsi="Arial"/>
+                <w:b/>
+                <w:bCs/>
+                <w:i w:val="false"/>
+                <w:iCs w:val="false"/>
+                <w:color w:val="000000"/>
+                <w:sz w:val="20"/>
+                <w:szCs w:val="20"/>
+              </w:rPr>
+              <w:t xml:space="preserve">    Intermediate: </w:t>
+            </w:r>
+            <w:r>
+              <w:rPr>
+                <w:rFonts w:ascii="Arial" w:cs="Arial" w:eastAsia="Arial" w:hAnsi="Arial"/>
+                <w:b w:val="false"/>
+                <w:bCs w:val="false"/>
+                <w:i w:val="false"/>
+                <w:iCs w:val="false"/>
+                <w:color w:val="000000"/>
+                <w:sz w:val="20"/>
+                <w:szCs w:val="20"/>
+              </w:rPr>
+              <w:t xml:space="preserve">Optimize an O(n²) algorithm using a hash table or set.</w:t>
+            </w:r>
+            <w:r>
+              <w:rPr>
+                <w:rFonts w:ascii="Arial" w:cs="Arial" w:eastAsia="Arial" w:hAnsi="Arial"/>
+                <w:sz w:val="20"/>
+                <w:szCs w:val="20"/>
+              </w:rPr>
+              <w:br/>
+              <w:t xml:space="preserve"/>
+            </w:r>
+            <w:r>
+              <w:rPr>
+                <w:rFonts w:ascii="Arial" w:cs="Arial" w:eastAsia="Arial" w:hAnsi="Arial"/>
+                <w:b/>
+                <w:bCs/>
+                <w:i w:val="false"/>
+                <w:iCs w:val="false"/>
+                <w:color w:val="000000"/>
+                <w:sz w:val="20"/>
+                <w:szCs w:val="20"/>
+              </w:rPr>
+              <w:t xml:space="preserve">    Challenge: </w:t>
+            </w:r>
+            <w:r>
+              <w:rPr>
+                <w:rFonts w:ascii="Arial" w:cs="Arial" w:eastAsia="Arial" w:hAnsi="Arial"/>
+                <w:b w:val="false"/>
+                <w:bCs w:val="false"/>
+                <w:i w:val="false"/>
+                <w:iCs w:val="false"/>
+                <w:color w:val="000000"/>
+                <w:sz w:val="20"/>
+                <w:szCs w:val="20"/>
+              </w:rPr>
+              <w:t xml:space="preserve">Implement an algorithm that minimizes space while maintaining reasonable time complexity.</w:t>
             </w:r>
             <w:r>
               <w:rPr>
@@ -4457,6 +4562,94 @@
       <w:pPr>
         <w:spacing w:after="160"/>
       </w:pPr>
+    </w:p>
+    <w:p>
+      <w:pPr>
+        <w:pBdr>
+          <w:bottom w:val="single" w:color="1B7A4A" w:sz="4" w:space="4"/>
+        </w:pBdr>
+        <w:spacing w:after="100" w:before="120"/>
+      </w:pPr>
+      <w:r>
+        <w:rPr>
+          <w:rFonts w:ascii="Arial" w:cs="Arial" w:eastAsia="Arial" w:hAnsi="Arial"/>
+          <w:b/>
+          <w:bCs/>
+          <w:color w:val="1B7A4A"/>
+          <w:sz w:val="24"/>
+          <w:szCs w:val="24"/>
+        </w:rPr>
+        <w:t xml:space="preserve">Practice Problems</w:t>
+      </w:r>
+    </w:p>
+    <w:p>
+      <w:pPr>
+        <w:spacing w:after="80"/>
+      </w:pPr>
+      <w:r>
+        <w:rPr>
+          <w:rFonts w:ascii="Arial" w:cs="Arial" w:eastAsia="Arial" w:hAnsi="Arial"/>
+          <w:b/>
+          <w:bCs/>
+          <w:sz w:val="20"/>
+          <w:szCs w:val="20"/>
+        </w:rPr>
+        <w:t xml:space="preserve">Problem 1: </w:t>
+      </w:r>
+      <w:r>
+        <w:rPr>
+          <w:rFonts w:ascii="Arial" w:cs="Arial" w:eastAsia="Arial" w:hAnsi="Arial"/>
+          <w:sz w:val="20"/>
+          <w:szCs w:val="20"/>
+        </w:rPr>
+        <w:t xml:space="preserve">Beginner:  Write a function with O(1) space complexity and one with O(n) space, doing the same task.</w:t>
+      </w:r>
+    </w:p>
+    <w:p>
+      <w:pPr>
+        <w:spacing w:after="80"/>
+      </w:pPr>
+      <w:r>
+        <w:rPr>
+          <w:rFonts w:ascii="Arial" w:cs="Arial" w:eastAsia="Arial" w:hAnsi="Arial"/>
+          <w:b/>
+          <w:bCs/>
+          <w:sz w:val="20"/>
+          <w:szCs w:val="20"/>
+        </w:rPr>
+        <w:t xml:space="preserve">Problem 2: </w:t>
+      </w:r>
+      <w:r>
+        <w:rPr>
+          <w:rFonts w:ascii="Arial" w:cs="Arial" w:eastAsia="Arial" w:hAnsi="Arial"/>
+          <w:sz w:val="20"/>
+          <w:szCs w:val="20"/>
+        </w:rPr>
+        <w:t xml:space="preserve">Intermediate:  Optimize an O(n²) algorithm using a hash table or set.</w:t>
+      </w:r>
+    </w:p>
+    <w:p>
+      <w:pPr>
+        <w:spacing w:after="80"/>
+      </w:pPr>
+      <w:r>
+        <w:rPr>
+          <w:rFonts w:ascii="Arial" w:cs="Arial" w:eastAsia="Arial" w:hAnsi="Arial"/>
+          <w:b/>
+          <w:bCs/>
+          <w:sz w:val="20"/>
+          <w:szCs w:val="20"/>
+        </w:rPr>
+        <w:t xml:space="preserve">Problem 3: </w:t>
+      </w:r>
+      <w:r>
+        <w:rPr>
+          <w:rFonts w:ascii="Arial" w:cs="Arial" w:eastAsia="Arial" w:hAnsi="Arial"/>
+          <w:sz w:val="20"/>
+          <w:szCs w:val="20"/>
+        </w:rPr>
+        <w:t xml:space="preserve">Challenge:  Implement an algorithm that minimizes space while maintaining reasonable time complexity.</w:t>
+      </w:r>
     </w:p>
     <w:p>
       <w:pPr>
